--- a/Document/System Analysist and Design.docx
+++ b/Document/System Analysist and Design.docx
@@ -127,7 +127,7 @@
           </mc:Choice>
           <mc:Fallback>
             <w:pict>
-              <v:line w14:anchorId="5F5DDAC8" id="Straight Connector 3" o:spid="_x0000_s1026" style="position:absolute;z-index:251659264;visibility:visible;mso-wrap-style:square;mso-width-percent:0;mso-wrap-distance-left:9pt;mso-wrap-distance-top:0;mso-wrap-distance-right:9pt;mso-wrap-distance-bottom:0;mso-position-horizontal:absolute;mso-position-horizontal-relative:text;mso-position-vertical:absolute;mso-position-vertical-relative:text;mso-width-percent:0;mso-width-relative:margin" from="132.8pt,31.15pt" to="346.35pt,31.15pt" o:gfxdata="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" strokecolor="#4f81bd [3204]" strokeweight="2pt">
+              <v:line w14:anchorId="226405AC" id="Straight Connector 3" o:spid="_x0000_s1026" style="position:absolute;z-index:251659264;visibility:visible;mso-wrap-style:square;mso-width-percent:0;mso-wrap-distance-left:9pt;mso-wrap-distance-top:0;mso-wrap-distance-right:9pt;mso-wrap-distance-bottom:0;mso-position-horizontal:absolute;mso-position-horizontal-relative:text;mso-position-vertical:absolute;mso-position-vertical-relative:text;mso-width-percent:0;mso-width-relative:margin" from="132.8pt,31.15pt" to="346.35pt,31.15pt" o:gfxdata="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" strokecolor="#4f81bd [3204]" strokeweight="2pt">
                 <v:shadow on="t" color="black" opacity="24903f" origin=",.5" offset="0,.55556mm"/>
               </v:line>
             </w:pict>
@@ -740,9 +740,9 @@
           <w:noProof/>
         </w:rPr>
         <w:drawing>
-          <wp:inline distT="0" distB="0" distL="0" distR="0" wp14:anchorId="6BD1C1E3" wp14:editId="1A89A0AE">
+          <wp:inline distT="0" distB="0" distL="0" distR="0" wp14:anchorId="6BD1C1E3" wp14:editId="0117FFBC">
             <wp:extent cx="5486400" cy="4133850"/>
-            <wp:effectExtent l="0" t="0" r="19050" b="0"/>
+            <wp:effectExtent l="0" t="0" r="0" b="19050"/>
             <wp:docPr id="699425784" name="Diagram 4"/>
             <wp:cNvGraphicFramePr/>
             <a:graphic xmlns:a="http://schemas.openxmlformats.org/drawingml/2006/main">
@@ -1218,7 +1218,7 @@
         </mc:Choice>
         <mc:Fallback>
           <w:pict>
-            <v:line w14:anchorId="163BC986" id="Straight Connector 5" o:spid="_x0000_s1026" style="position:absolute;z-index:251662336;visibility:visible;mso-wrap-style:square;mso-wrap-distance-left:9pt;mso-wrap-distance-top:0;mso-wrap-distance-right:9pt;mso-wrap-distance-bottom:0;mso-position-horizontal:absolute;mso-position-horizontal-relative:text;mso-position-vertical:absolute;mso-position-vertical-relative:text" from=".25pt,14.95pt" to="482.2pt,14.95pt" o:gfxdata="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" strokecolor="#4f81bd [3204]" strokeweight="1pt">
+            <v:line w14:anchorId="3A526DC9" id="Straight Connector 5" o:spid="_x0000_s1026" style="position:absolute;z-index:251662336;visibility:visible;mso-wrap-style:square;mso-wrap-distance-left:9pt;mso-wrap-distance-top:0;mso-wrap-distance-right:9pt;mso-wrap-distance-bottom:0;mso-position-horizontal:absolute;mso-position-horizontal-relative:text;mso-position-vertical:absolute;mso-position-vertical-relative:text" from=".25pt,14.95pt" to="482.2pt,14.95pt" o:gfxdata="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" strokecolor="#4f81bd [3204]" strokeweight="1pt">
               <v:shadow on="t" color="black" opacity="24903f" origin=",.5" offset="0,.55556mm"/>
             </v:line>
           </w:pict>
@@ -1285,6 +1285,7 @@
                               </w14:textOutline>
                             </w:rPr>
                           </w:pPr>
+                          <w:proofErr w:type="gramStart"/>
                           <w:r>
                             <w:rPr>
                               <w:color w:val="000000" w:themeColor="text1"/>
@@ -1302,7 +1303,27 @@
                                 <w14:round/>
                               </w14:textOutline>
                             </w:rPr>
-                            <w:t>New  Tech Computer School</w:t>
+                            <w:t>New  Tech</w:t>
+                          </w:r>
+                          <w:proofErr w:type="gramEnd"/>
+                          <w:r>
+                            <w:rPr>
+                              <w:color w:val="000000" w:themeColor="text1"/>
+                              <w:sz w:val="24"/>
+                              <w:szCs w:val="24"/>
+                              <w:lang w:bidi="km-KH"/>
+                              <w14:shadow w14:blurRad="38100" w14:dist="19050" w14:dir="2700000" w14:sx="100000" w14:sy="100000" w14:kx="0" w14:ky="0" w14:algn="tl">
+                                <w14:schemeClr w14:val="dk1">
+                                  <w14:alpha w14:val="60000"/>
+                                </w14:schemeClr>
+                              </w14:shadow>
+                              <w14:textOutline w14:w="0" w14:cap="flat" w14:cmpd="sng" w14:algn="ctr">
+                                <w14:noFill/>
+                                <w14:prstDash w14:val="solid"/>
+                                <w14:round/>
+                              </w14:textOutline>
+                            </w:rPr>
+                            <w:t xml:space="preserve"> Computer School</w:t>
                           </w:r>
                         </w:p>
                       </w:txbxContent>
@@ -1349,6 +1370,7 @@
                         </w14:textOutline>
                       </w:rPr>
                     </w:pPr>
+                    <w:proofErr w:type="gramStart"/>
                     <w:r>
                       <w:rPr>
                         <w:color w:val="000000" w:themeColor="text1"/>
@@ -1366,7 +1388,27 @@
                           <w14:round/>
                         </w14:textOutline>
                       </w:rPr>
-                      <w:t>New  Tech Computer School</w:t>
+                      <w:t>New  Tech</w:t>
+                    </w:r>
+                    <w:proofErr w:type="gramEnd"/>
+                    <w:r>
+                      <w:rPr>
+                        <w:color w:val="000000" w:themeColor="text1"/>
+                        <w:sz w:val="24"/>
+                        <w:szCs w:val="24"/>
+                        <w:lang w:bidi="km-KH"/>
+                        <w14:shadow w14:blurRad="38100" w14:dist="19050" w14:dir="2700000" w14:sx="100000" w14:sy="100000" w14:kx="0" w14:ky="0" w14:algn="tl">
+                          <w14:schemeClr w14:val="dk1">
+                            <w14:alpha w14:val="60000"/>
+                          </w14:schemeClr>
+                        </w14:shadow>
+                        <w14:textOutline w14:w="0" w14:cap="flat" w14:cmpd="sng" w14:algn="ctr">
+                          <w14:noFill/>
+                          <w14:prstDash w14:val="solid"/>
+                          <w14:round/>
+                        </w14:textOutline>
+                      </w:rPr>
+                      <w:t xml:space="preserve"> Computer School</w:t>
                     </w:r>
                   </w:p>
                 </w:txbxContent>
@@ -19726,6 +19768,38 @@
         </a:p>
       </dgm:t>
     </dgm:pt>
+    <dgm:pt modelId="{12F88FF6-2AE4-49EC-AF9B-FFAD21BEDAE9}">
+      <dgm:prSet custT="1"/>
+      <dgm:spPr/>
+      <dgm:t>
+        <a:bodyPr/>
+        <a:lstStyle/>
+        <a:p>
+          <a:r>
+            <a:rPr lang="en-US" sz="1400">
+              <a:solidFill>
+                <a:srgbClr val="FFFF00"/>
+              </a:solidFill>
+            </a:rPr>
+            <a:t>Supplier</a:t>
+          </a:r>
+        </a:p>
+        <a:p>
+          <a:r>
+            <a:rPr lang="en-US" sz="1000"/>
+            <a:t>Add and manage supplier</a:t>
+          </a:r>
+        </a:p>
+      </dgm:t>
+    </dgm:pt>
+    <dgm:pt modelId="{1B729E08-5F32-4420-A5FF-2A9D4AF3787D}" type="parTrans" cxnId="{071594E2-A503-48B1-B46E-FC1FA50A8AC6}">
+      <dgm:prSet/>
+      <dgm:spPr/>
+    </dgm:pt>
+    <dgm:pt modelId="{FBAEB8F4-EB15-4B4A-B92B-CFC05936335D}" type="sibTrans" cxnId="{071594E2-A503-48B1-B46E-FC1FA50A8AC6}">
+      <dgm:prSet/>
+      <dgm:spPr/>
+    </dgm:pt>
     <dgm:pt modelId="{2AC18A67-29AA-4CE1-B267-EA29D01CF5F0}" type="pres">
       <dgm:prSet presAssocID="{C1D35E4A-15C2-47DF-8AC9-3DDD401559B8}" presName="hierChild1" presStyleCnt="0">
         <dgm:presLayoutVars>
@@ -19768,7 +19842,7 @@
       <dgm:spPr/>
     </dgm:pt>
     <dgm:pt modelId="{8817BCED-4505-40B4-B293-A1A306655821}" type="pres">
-      <dgm:prSet presAssocID="{22C98131-53C4-4EDE-B1C6-FE0BB19603BD}" presName="Name64" presStyleLbl="parChTrans1D2" presStyleIdx="0" presStyleCnt="4"/>
+      <dgm:prSet presAssocID="{22C98131-53C4-4EDE-B1C6-FE0BB19603BD}" presName="Name64" presStyleLbl="parChTrans1D2" presStyleIdx="0" presStyleCnt="5"/>
       <dgm:spPr/>
     </dgm:pt>
     <dgm:pt modelId="{91287BF4-213B-498B-BC1A-5C7F80A5CA60}" type="pres">
@@ -19784,7 +19858,7 @@
       <dgm:spPr/>
     </dgm:pt>
     <dgm:pt modelId="{1180FBD1-C723-48CC-AA38-E2B1317BBA0E}" type="pres">
-      <dgm:prSet presAssocID="{34FF9D7C-7BDD-4DEF-97C1-879825386D09}" presName="rootText" presStyleLbl="node2" presStyleIdx="0" presStyleCnt="4">
+      <dgm:prSet presAssocID="{34FF9D7C-7BDD-4DEF-97C1-879825386D09}" presName="rootText" presStyleLbl="node2" presStyleIdx="0" presStyleCnt="5">
         <dgm:presLayoutVars>
           <dgm:chPref val="3"/>
         </dgm:presLayoutVars>
@@ -19792,7 +19866,7 @@
       <dgm:spPr/>
     </dgm:pt>
     <dgm:pt modelId="{0BB24FFC-A96A-4BED-9CA9-3A2AE1C659FF}" type="pres">
-      <dgm:prSet presAssocID="{34FF9D7C-7BDD-4DEF-97C1-879825386D09}" presName="rootConnector" presStyleLbl="node2" presStyleIdx="0" presStyleCnt="4"/>
+      <dgm:prSet presAssocID="{34FF9D7C-7BDD-4DEF-97C1-879825386D09}" presName="rootConnector" presStyleLbl="node2" presStyleIdx="0" presStyleCnt="5"/>
       <dgm:spPr/>
     </dgm:pt>
     <dgm:pt modelId="{125B4DC9-75E2-4A88-AAD7-94CE0E6B16E6}" type="pres">
@@ -19803,8 +19877,44 @@
       <dgm:prSet presAssocID="{34FF9D7C-7BDD-4DEF-97C1-879825386D09}" presName="hierChild5" presStyleCnt="0"/>
       <dgm:spPr/>
     </dgm:pt>
+    <dgm:pt modelId="{A657B578-CA71-4397-A60C-80BD2EBBA7AE}" type="pres">
+      <dgm:prSet presAssocID="{1B729E08-5F32-4420-A5FF-2A9D4AF3787D}" presName="Name64" presStyleLbl="parChTrans1D2" presStyleIdx="1" presStyleCnt="5"/>
+      <dgm:spPr/>
+    </dgm:pt>
+    <dgm:pt modelId="{745D364D-408A-4BE9-9872-90DBF8C37DE1}" type="pres">
+      <dgm:prSet presAssocID="{12F88FF6-2AE4-49EC-AF9B-FFAD21BEDAE9}" presName="hierRoot2" presStyleCnt="0">
+        <dgm:presLayoutVars>
+          <dgm:hierBranch val="init"/>
+        </dgm:presLayoutVars>
+      </dgm:prSet>
+      <dgm:spPr/>
+    </dgm:pt>
+    <dgm:pt modelId="{0EA815EB-BB2D-4B9F-AE68-A37D73C4B059}" type="pres">
+      <dgm:prSet presAssocID="{12F88FF6-2AE4-49EC-AF9B-FFAD21BEDAE9}" presName="rootComposite" presStyleCnt="0"/>
+      <dgm:spPr/>
+    </dgm:pt>
+    <dgm:pt modelId="{387AB826-600C-4CE9-8073-A723CD85E76C}" type="pres">
+      <dgm:prSet presAssocID="{12F88FF6-2AE4-49EC-AF9B-FFAD21BEDAE9}" presName="rootText" presStyleLbl="node2" presStyleIdx="1" presStyleCnt="5">
+        <dgm:presLayoutVars>
+          <dgm:chPref val="3"/>
+        </dgm:presLayoutVars>
+      </dgm:prSet>
+      <dgm:spPr/>
+    </dgm:pt>
+    <dgm:pt modelId="{5FD168A7-D7A3-4B21-B17B-325B296CA311}" type="pres">
+      <dgm:prSet presAssocID="{12F88FF6-2AE4-49EC-AF9B-FFAD21BEDAE9}" presName="rootConnector" presStyleLbl="node2" presStyleIdx="1" presStyleCnt="5"/>
+      <dgm:spPr/>
+    </dgm:pt>
+    <dgm:pt modelId="{C8557690-C064-4AB2-9615-B177CFF15FE5}" type="pres">
+      <dgm:prSet presAssocID="{12F88FF6-2AE4-49EC-AF9B-FFAD21BEDAE9}" presName="hierChild4" presStyleCnt="0"/>
+      <dgm:spPr/>
+    </dgm:pt>
+    <dgm:pt modelId="{7BA5A679-9456-4C5B-BD3C-6A2FBBFC1BFC}" type="pres">
+      <dgm:prSet presAssocID="{12F88FF6-2AE4-49EC-AF9B-FFAD21BEDAE9}" presName="hierChild5" presStyleCnt="0"/>
+      <dgm:spPr/>
+    </dgm:pt>
     <dgm:pt modelId="{5B4004D8-FA49-4F6D-AC20-AC59AF80C420}" type="pres">
-      <dgm:prSet presAssocID="{3AC5D5AD-1209-4254-B403-43FDBE212FBA}" presName="Name64" presStyleLbl="parChTrans1D2" presStyleIdx="1" presStyleCnt="4"/>
+      <dgm:prSet presAssocID="{3AC5D5AD-1209-4254-B403-43FDBE212FBA}" presName="Name64" presStyleLbl="parChTrans1D2" presStyleIdx="2" presStyleCnt="5"/>
       <dgm:spPr/>
     </dgm:pt>
     <dgm:pt modelId="{64D80DE6-75F9-4644-BB35-675336DCC914}" type="pres">
@@ -19820,7 +19930,7 @@
       <dgm:spPr/>
     </dgm:pt>
     <dgm:pt modelId="{AFE8FED9-BB6F-4136-AC3C-AA7E16BBE756}" type="pres">
-      <dgm:prSet presAssocID="{7EA89B56-4BE1-47B9-94A7-3E4134769A12}" presName="rootText" presStyleLbl="node2" presStyleIdx="1" presStyleCnt="4">
+      <dgm:prSet presAssocID="{7EA89B56-4BE1-47B9-94A7-3E4134769A12}" presName="rootText" presStyleLbl="node2" presStyleIdx="2" presStyleCnt="5">
         <dgm:presLayoutVars>
           <dgm:chPref val="3"/>
         </dgm:presLayoutVars>
@@ -19828,7 +19938,7 @@
       <dgm:spPr/>
     </dgm:pt>
     <dgm:pt modelId="{440A22D4-1344-4B1B-89D4-289C7D83F8FD}" type="pres">
-      <dgm:prSet presAssocID="{7EA89B56-4BE1-47B9-94A7-3E4134769A12}" presName="rootConnector" presStyleLbl="node2" presStyleIdx="1" presStyleCnt="4"/>
+      <dgm:prSet presAssocID="{7EA89B56-4BE1-47B9-94A7-3E4134769A12}" presName="rootConnector" presStyleLbl="node2" presStyleIdx="2" presStyleCnt="5"/>
       <dgm:spPr/>
     </dgm:pt>
     <dgm:pt modelId="{2D347042-076D-4D5D-8730-EDA1AD1F6EE7}" type="pres">
@@ -19840,7 +19950,7 @@
       <dgm:spPr/>
     </dgm:pt>
     <dgm:pt modelId="{6CB6BD65-C1F6-4AB1-AB58-337D043A3635}" type="pres">
-      <dgm:prSet presAssocID="{C6A992B9-8DA1-4772-8356-F995066C11BA}" presName="Name64" presStyleLbl="parChTrans1D2" presStyleIdx="2" presStyleCnt="4"/>
+      <dgm:prSet presAssocID="{C6A992B9-8DA1-4772-8356-F995066C11BA}" presName="Name64" presStyleLbl="parChTrans1D2" presStyleIdx="3" presStyleCnt="5"/>
       <dgm:spPr/>
     </dgm:pt>
     <dgm:pt modelId="{8E860DF0-9F91-4239-9337-FD3D3A15CD73}" type="pres">
@@ -19856,7 +19966,7 @@
       <dgm:spPr/>
     </dgm:pt>
     <dgm:pt modelId="{E17532FE-E727-475B-A34F-10422F561C85}" type="pres">
-      <dgm:prSet presAssocID="{48871E28-18B2-497B-9A3B-BB9B14A9FA91}" presName="rootText" presStyleLbl="node2" presStyleIdx="2" presStyleCnt="4">
+      <dgm:prSet presAssocID="{48871E28-18B2-497B-9A3B-BB9B14A9FA91}" presName="rootText" presStyleLbl="node2" presStyleIdx="3" presStyleCnt="5">
         <dgm:presLayoutVars>
           <dgm:chPref val="3"/>
         </dgm:presLayoutVars>
@@ -19864,7 +19974,7 @@
       <dgm:spPr/>
     </dgm:pt>
     <dgm:pt modelId="{D8BCB1FA-B93C-4D0F-91ED-57C190C29284}" type="pres">
-      <dgm:prSet presAssocID="{48871E28-18B2-497B-9A3B-BB9B14A9FA91}" presName="rootConnector" presStyleLbl="node2" presStyleIdx="2" presStyleCnt="4"/>
+      <dgm:prSet presAssocID="{48871E28-18B2-497B-9A3B-BB9B14A9FA91}" presName="rootConnector" presStyleLbl="node2" presStyleIdx="3" presStyleCnt="5"/>
       <dgm:spPr/>
     </dgm:pt>
     <dgm:pt modelId="{C7150337-F526-4273-93E6-961A871C6B25}" type="pres">
@@ -19876,7 +19986,7 @@
       <dgm:spPr/>
     </dgm:pt>
     <dgm:pt modelId="{4E87804B-4E98-4374-9E9B-0224EEF3BFE5}" type="pres">
-      <dgm:prSet presAssocID="{126A5187-2141-44E9-B32A-C74930120904}" presName="Name64" presStyleLbl="parChTrans1D2" presStyleIdx="3" presStyleCnt="4"/>
+      <dgm:prSet presAssocID="{126A5187-2141-44E9-B32A-C74930120904}" presName="Name64" presStyleLbl="parChTrans1D2" presStyleIdx="4" presStyleCnt="5"/>
       <dgm:spPr/>
     </dgm:pt>
     <dgm:pt modelId="{E1B75741-4851-4409-A65B-C654FA3ED960}" type="pres">
@@ -19892,7 +20002,7 @@
       <dgm:spPr/>
     </dgm:pt>
     <dgm:pt modelId="{444A61E0-B439-4C21-ACDC-25397C66E429}" type="pres">
-      <dgm:prSet presAssocID="{7706EEA0-192E-4D24-9BCA-BC4420864296}" presName="rootText" presStyleLbl="node2" presStyleIdx="3" presStyleCnt="4">
+      <dgm:prSet presAssocID="{7706EEA0-192E-4D24-9BCA-BC4420864296}" presName="rootText" presStyleLbl="node2" presStyleIdx="4" presStyleCnt="5">
         <dgm:presLayoutVars>
           <dgm:chPref val="3"/>
         </dgm:presLayoutVars>
@@ -19900,7 +20010,7 @@
       <dgm:spPr/>
     </dgm:pt>
     <dgm:pt modelId="{A104685C-0615-4638-8E60-62F1A37F7D22}" type="pres">
-      <dgm:prSet presAssocID="{7706EEA0-192E-4D24-9BCA-BC4420864296}" presName="rootConnector" presStyleLbl="node2" presStyleIdx="3" presStyleCnt="4"/>
+      <dgm:prSet presAssocID="{7706EEA0-192E-4D24-9BCA-BC4420864296}" presName="rootConnector" presStyleLbl="node2" presStyleIdx="4" presStyleCnt="5"/>
       <dgm:spPr/>
     </dgm:pt>
     <dgm:pt modelId="{E5FE9AA1-B98A-412E-BE94-EC385FB09105}" type="pres">
@@ -19917,9 +20027,11 @@
     </dgm:pt>
   </dgm:ptLst>
   <dgm:cxnLst>
+    <dgm:cxn modelId="{40EEB511-011D-448A-ADA6-77611DCEDDC8}" type="presOf" srcId="{12F88FF6-2AE4-49EC-AF9B-FFAD21BEDAE9}" destId="{5FD168A7-D7A3-4B21-B17B-325B296CA311}" srcOrd="1" destOrd="0" presId="urn:microsoft.com/office/officeart/2009/3/layout/HorizontalOrganizationChart"/>
     <dgm:cxn modelId="{8F825217-1A0A-44B6-AD84-8DAF00B8A73A}" type="presOf" srcId="{34FF9D7C-7BDD-4DEF-97C1-879825386D09}" destId="{0BB24FFC-A96A-4BED-9CA9-3A2AE1C659FF}" srcOrd="1" destOrd="0" presId="urn:microsoft.com/office/officeart/2009/3/layout/HorizontalOrganizationChart"/>
     <dgm:cxn modelId="{5FC00521-8C45-4A0E-A152-A2418D0469D5}" type="presOf" srcId="{22C98131-53C4-4EDE-B1C6-FE0BB19603BD}" destId="{8817BCED-4505-40B4-B293-A1A306655821}" srcOrd="0" destOrd="0" presId="urn:microsoft.com/office/officeart/2009/3/layout/HorizontalOrganizationChart"/>
-    <dgm:cxn modelId="{58F8AC33-DC90-4364-8593-0FFEDBD299A9}" srcId="{B51FE1A3-980F-4F70-A662-A8DAA8AE6EBC}" destId="{48871E28-18B2-497B-9A3B-BB9B14A9FA91}" srcOrd="2" destOrd="0" parTransId="{C6A992B9-8DA1-4772-8356-F995066C11BA}" sibTransId="{66073C65-8642-4C7C-8053-8C8CA760046E}"/>
+    <dgm:cxn modelId="{F774412B-E64A-4CDC-B349-C5BA24F54BA4}" type="presOf" srcId="{1B729E08-5F32-4420-A5FF-2A9D4AF3787D}" destId="{A657B578-CA71-4397-A60C-80BD2EBBA7AE}" srcOrd="0" destOrd="0" presId="urn:microsoft.com/office/officeart/2009/3/layout/HorizontalOrganizationChart"/>
+    <dgm:cxn modelId="{58F8AC33-DC90-4364-8593-0FFEDBD299A9}" srcId="{B51FE1A3-980F-4F70-A662-A8DAA8AE6EBC}" destId="{48871E28-18B2-497B-9A3B-BB9B14A9FA91}" srcOrd="3" destOrd="0" parTransId="{C6A992B9-8DA1-4772-8356-F995066C11BA}" sibTransId="{66073C65-8642-4C7C-8053-8C8CA760046E}"/>
     <dgm:cxn modelId="{6E1C6A5F-BC5B-460E-A0A8-E7193C9D40E4}" type="presOf" srcId="{7EA89B56-4BE1-47B9-94A7-3E4134769A12}" destId="{440A22D4-1344-4B1B-89D4-289C7D83F8FD}" srcOrd="1" destOrd="0" presId="urn:microsoft.com/office/officeart/2009/3/layout/HorizontalOrganizationChart"/>
     <dgm:cxn modelId="{42478564-2765-4ED7-B4DC-CF58ABC33110}" type="presOf" srcId="{7706EEA0-192E-4D24-9BCA-BC4420864296}" destId="{444A61E0-B439-4C21-ACDC-25397C66E429}" srcOrd="0" destOrd="0" presId="urn:microsoft.com/office/officeart/2009/3/layout/HorizontalOrganizationChart"/>
     <dgm:cxn modelId="{879F8B45-2A8D-4E75-9104-77F778049DDE}" type="presOf" srcId="{7706EEA0-192E-4D24-9BCA-BC4420864296}" destId="{A104685C-0615-4638-8E60-62F1A37F7D22}" srcOrd="1" destOrd="0" presId="urn:microsoft.com/office/officeart/2009/3/layout/HorizontalOrganizationChart"/>
@@ -19929,14 +20041,16 @@
     <dgm:cxn modelId="{F0033E55-1319-4803-ABBB-88B7CF42B8A4}" type="presOf" srcId="{48871E28-18B2-497B-9A3B-BB9B14A9FA91}" destId="{E17532FE-E727-475B-A34F-10422F561C85}" srcOrd="0" destOrd="0" presId="urn:microsoft.com/office/officeart/2009/3/layout/HorizontalOrganizationChart"/>
     <dgm:cxn modelId="{1DD7868C-6400-4433-AAAC-3F40C05C9F2D}" type="presOf" srcId="{B51FE1A3-980F-4F70-A662-A8DAA8AE6EBC}" destId="{940A5078-0ECA-415A-B1B5-8317EA2996B8}" srcOrd="0" destOrd="0" presId="urn:microsoft.com/office/officeart/2009/3/layout/HorizontalOrganizationChart"/>
     <dgm:cxn modelId="{47E3338E-0C3B-4E43-96AA-7A8F0E14B1A1}" type="presOf" srcId="{34FF9D7C-7BDD-4DEF-97C1-879825386D09}" destId="{1180FBD1-C723-48CC-AA38-E2B1317BBA0E}" srcOrd="0" destOrd="0" presId="urn:microsoft.com/office/officeart/2009/3/layout/HorizontalOrganizationChart"/>
+    <dgm:cxn modelId="{C2A8C3A0-7965-4405-8E1C-ED5E629AA8EB}" type="presOf" srcId="{12F88FF6-2AE4-49EC-AF9B-FFAD21BEDAE9}" destId="{387AB826-600C-4CE9-8073-A723CD85E76C}" srcOrd="0" destOrd="0" presId="urn:microsoft.com/office/officeart/2009/3/layout/HorizontalOrganizationChart"/>
     <dgm:cxn modelId="{3FDBACB1-89CF-4D04-ADA6-3C1BF0D2ED55}" type="presOf" srcId="{C1D35E4A-15C2-47DF-8AC9-3DDD401559B8}" destId="{2AC18A67-29AA-4CE1-B267-EA29D01CF5F0}" srcOrd="0" destOrd="0" presId="urn:microsoft.com/office/officeart/2009/3/layout/HorizontalOrganizationChart"/>
     <dgm:cxn modelId="{6071F0B6-6093-484B-A92D-4A0E06A2D9A6}" type="presOf" srcId="{C6A992B9-8DA1-4772-8356-F995066C11BA}" destId="{6CB6BD65-C1F6-4AB1-AB58-337D043A3635}" srcOrd="0" destOrd="0" presId="urn:microsoft.com/office/officeart/2009/3/layout/HorizontalOrganizationChart"/>
     <dgm:cxn modelId="{D3A378CB-8327-47CD-8FA5-21228690D245}" srcId="{B51FE1A3-980F-4F70-A662-A8DAA8AE6EBC}" destId="{34FF9D7C-7BDD-4DEF-97C1-879825386D09}" srcOrd="0" destOrd="0" parTransId="{22C98131-53C4-4EDE-B1C6-FE0BB19603BD}" sibTransId="{03E86997-A2FD-4692-BFDE-33326643C1DC}"/>
     <dgm:cxn modelId="{6FDB6EDB-DD9A-43B0-B3EF-66984579AF41}" type="presOf" srcId="{3AC5D5AD-1209-4254-B403-43FDBE212FBA}" destId="{5B4004D8-FA49-4F6D-AC20-AC59AF80C420}" srcOrd="0" destOrd="0" presId="urn:microsoft.com/office/officeart/2009/3/layout/HorizontalOrganizationChart"/>
     <dgm:cxn modelId="{65D55CDE-55C2-4737-8FD6-C7CD76FF0C15}" srcId="{C1D35E4A-15C2-47DF-8AC9-3DDD401559B8}" destId="{B51FE1A3-980F-4F70-A662-A8DAA8AE6EBC}" srcOrd="0" destOrd="0" parTransId="{9E2B4615-9154-427C-BB26-F164108C8543}" sibTransId="{04CC97EF-F899-4670-837F-F5D05C1F22F9}"/>
-    <dgm:cxn modelId="{11BB49E9-5111-4382-B233-C11662BA495F}" srcId="{B51FE1A3-980F-4F70-A662-A8DAA8AE6EBC}" destId="{7706EEA0-192E-4D24-9BCA-BC4420864296}" srcOrd="3" destOrd="0" parTransId="{126A5187-2141-44E9-B32A-C74930120904}" sibTransId="{5F4627FF-E711-430F-8266-C9D09E666520}"/>
+    <dgm:cxn modelId="{071594E2-A503-48B1-B46E-FC1FA50A8AC6}" srcId="{B51FE1A3-980F-4F70-A662-A8DAA8AE6EBC}" destId="{12F88FF6-2AE4-49EC-AF9B-FFAD21BEDAE9}" srcOrd="1" destOrd="0" parTransId="{1B729E08-5F32-4420-A5FF-2A9D4AF3787D}" sibTransId="{FBAEB8F4-EB15-4B4A-B92B-CFC05936335D}"/>
+    <dgm:cxn modelId="{11BB49E9-5111-4382-B233-C11662BA495F}" srcId="{B51FE1A3-980F-4F70-A662-A8DAA8AE6EBC}" destId="{7706EEA0-192E-4D24-9BCA-BC4420864296}" srcOrd="4" destOrd="0" parTransId="{126A5187-2141-44E9-B32A-C74930120904}" sibTransId="{5F4627FF-E711-430F-8266-C9D09E666520}"/>
     <dgm:cxn modelId="{7F1D4EF6-9B82-483A-AC48-9551FA6BEB2A}" type="presOf" srcId="{48871E28-18B2-497B-9A3B-BB9B14A9FA91}" destId="{D8BCB1FA-B93C-4D0F-91ED-57C190C29284}" srcOrd="1" destOrd="0" presId="urn:microsoft.com/office/officeart/2009/3/layout/HorizontalOrganizationChart"/>
-    <dgm:cxn modelId="{3114B2FA-F893-436F-BC93-7C502B1BEFA0}" srcId="{B51FE1A3-980F-4F70-A662-A8DAA8AE6EBC}" destId="{7EA89B56-4BE1-47B9-94A7-3E4134769A12}" srcOrd="1" destOrd="0" parTransId="{3AC5D5AD-1209-4254-B403-43FDBE212FBA}" sibTransId="{3120094C-5541-45DB-A019-46C4D76BD5B8}"/>
+    <dgm:cxn modelId="{3114B2FA-F893-436F-BC93-7C502B1BEFA0}" srcId="{B51FE1A3-980F-4F70-A662-A8DAA8AE6EBC}" destId="{7EA89B56-4BE1-47B9-94A7-3E4134769A12}" srcOrd="2" destOrd="0" parTransId="{3AC5D5AD-1209-4254-B403-43FDBE212FBA}" sibTransId="{3120094C-5541-45DB-A019-46C4D76BD5B8}"/>
     <dgm:cxn modelId="{C88212FE-4789-4439-94E4-91E136BBB139}" type="presParOf" srcId="{2AC18A67-29AA-4CE1-B267-EA29D01CF5F0}" destId="{F838B731-9236-4AB0-9F66-79A6502ABD56}" srcOrd="0" destOrd="0" presId="urn:microsoft.com/office/officeart/2009/3/layout/HorizontalOrganizationChart"/>
     <dgm:cxn modelId="{EA2AF392-9109-4E1E-BA0B-6A8AC6679732}" type="presParOf" srcId="{F838B731-9236-4AB0-9F66-79A6502ABD56}" destId="{0D9A7AD4-D941-4286-9200-F019501DDD4C}" srcOrd="0" destOrd="0" presId="urn:microsoft.com/office/officeart/2009/3/layout/HorizontalOrganizationChart"/>
     <dgm:cxn modelId="{F028ED22-C385-4EA4-9D96-2369FEDB7090}" type="presParOf" srcId="{0D9A7AD4-D941-4286-9200-F019501DDD4C}" destId="{940A5078-0ECA-415A-B1B5-8317EA2996B8}" srcOrd="0" destOrd="0" presId="urn:microsoft.com/office/officeart/2009/3/layout/HorizontalOrganizationChart"/>
@@ -19949,22 +20063,29 @@
     <dgm:cxn modelId="{9A631443-E0A8-4E79-A185-6D331FB7F815}" type="presParOf" srcId="{9E490588-6AC1-4683-B1AB-7658BFC6F4B5}" destId="{0BB24FFC-A96A-4BED-9CA9-3A2AE1C659FF}" srcOrd="1" destOrd="0" presId="urn:microsoft.com/office/officeart/2009/3/layout/HorizontalOrganizationChart"/>
     <dgm:cxn modelId="{6269A146-DF2F-45C0-8487-91D6F9C635E9}" type="presParOf" srcId="{91287BF4-213B-498B-BC1A-5C7F80A5CA60}" destId="{125B4DC9-75E2-4A88-AAD7-94CE0E6B16E6}" srcOrd="1" destOrd="0" presId="urn:microsoft.com/office/officeart/2009/3/layout/HorizontalOrganizationChart"/>
     <dgm:cxn modelId="{933CBE2D-2269-45DB-824B-019708043ED2}" type="presParOf" srcId="{91287BF4-213B-498B-BC1A-5C7F80A5CA60}" destId="{F08E39CD-ADA1-4249-93F6-74AD964A4A23}" srcOrd="2" destOrd="0" presId="urn:microsoft.com/office/officeart/2009/3/layout/HorizontalOrganizationChart"/>
-    <dgm:cxn modelId="{EA2CD6ED-C5BC-4889-9D13-CE8FCD8C71BF}" type="presParOf" srcId="{D202B60B-11B9-4848-99D0-ED990E6003B0}" destId="{5B4004D8-FA49-4F6D-AC20-AC59AF80C420}" srcOrd="2" destOrd="0" presId="urn:microsoft.com/office/officeart/2009/3/layout/HorizontalOrganizationChart"/>
-    <dgm:cxn modelId="{5871D1A5-BD2C-42B5-A842-EA23FE9DDE15}" type="presParOf" srcId="{D202B60B-11B9-4848-99D0-ED990E6003B0}" destId="{64D80DE6-75F9-4644-BB35-675336DCC914}" srcOrd="3" destOrd="0" presId="urn:microsoft.com/office/officeart/2009/3/layout/HorizontalOrganizationChart"/>
+    <dgm:cxn modelId="{6398AA93-85E6-4B38-BE7A-39292B4B363D}" type="presParOf" srcId="{D202B60B-11B9-4848-99D0-ED990E6003B0}" destId="{A657B578-CA71-4397-A60C-80BD2EBBA7AE}" srcOrd="2" destOrd="0" presId="urn:microsoft.com/office/officeart/2009/3/layout/HorizontalOrganizationChart"/>
+    <dgm:cxn modelId="{0B887840-F5F2-4BA8-9DC2-073819ADBB29}" type="presParOf" srcId="{D202B60B-11B9-4848-99D0-ED990E6003B0}" destId="{745D364D-408A-4BE9-9872-90DBF8C37DE1}" srcOrd="3" destOrd="0" presId="urn:microsoft.com/office/officeart/2009/3/layout/HorizontalOrganizationChart"/>
+    <dgm:cxn modelId="{BD0068BB-055B-4A1D-861F-E0DAB77733CD}" type="presParOf" srcId="{745D364D-408A-4BE9-9872-90DBF8C37DE1}" destId="{0EA815EB-BB2D-4B9F-AE68-A37D73C4B059}" srcOrd="0" destOrd="0" presId="urn:microsoft.com/office/officeart/2009/3/layout/HorizontalOrganizationChart"/>
+    <dgm:cxn modelId="{0A8CC578-63D3-48A2-BADD-996FF6049BFC}" type="presParOf" srcId="{0EA815EB-BB2D-4B9F-AE68-A37D73C4B059}" destId="{387AB826-600C-4CE9-8073-A723CD85E76C}" srcOrd="0" destOrd="0" presId="urn:microsoft.com/office/officeart/2009/3/layout/HorizontalOrganizationChart"/>
+    <dgm:cxn modelId="{3882292D-081F-415F-AE72-256BAD48CAF9}" type="presParOf" srcId="{0EA815EB-BB2D-4B9F-AE68-A37D73C4B059}" destId="{5FD168A7-D7A3-4B21-B17B-325B296CA311}" srcOrd="1" destOrd="0" presId="urn:microsoft.com/office/officeart/2009/3/layout/HorizontalOrganizationChart"/>
+    <dgm:cxn modelId="{6714EFF7-A3AD-4FBC-AACE-56A4966F7816}" type="presParOf" srcId="{745D364D-408A-4BE9-9872-90DBF8C37DE1}" destId="{C8557690-C064-4AB2-9615-B177CFF15FE5}" srcOrd="1" destOrd="0" presId="urn:microsoft.com/office/officeart/2009/3/layout/HorizontalOrganizationChart"/>
+    <dgm:cxn modelId="{6779C915-8532-4B49-B6F6-23CEAC2907D5}" type="presParOf" srcId="{745D364D-408A-4BE9-9872-90DBF8C37DE1}" destId="{7BA5A679-9456-4C5B-BD3C-6A2FBBFC1BFC}" srcOrd="2" destOrd="0" presId="urn:microsoft.com/office/officeart/2009/3/layout/HorizontalOrganizationChart"/>
+    <dgm:cxn modelId="{EA2CD6ED-C5BC-4889-9D13-CE8FCD8C71BF}" type="presParOf" srcId="{D202B60B-11B9-4848-99D0-ED990E6003B0}" destId="{5B4004D8-FA49-4F6D-AC20-AC59AF80C420}" srcOrd="4" destOrd="0" presId="urn:microsoft.com/office/officeart/2009/3/layout/HorizontalOrganizationChart"/>
+    <dgm:cxn modelId="{5871D1A5-BD2C-42B5-A842-EA23FE9DDE15}" type="presParOf" srcId="{D202B60B-11B9-4848-99D0-ED990E6003B0}" destId="{64D80DE6-75F9-4644-BB35-675336DCC914}" srcOrd="5" destOrd="0" presId="urn:microsoft.com/office/officeart/2009/3/layout/HorizontalOrganizationChart"/>
     <dgm:cxn modelId="{D218EFE0-B234-4DF9-8D7C-44F8AC771D67}" type="presParOf" srcId="{64D80DE6-75F9-4644-BB35-675336DCC914}" destId="{FEFC92E8-6B9A-49E6-9C63-D36A5BA569BA}" srcOrd="0" destOrd="0" presId="urn:microsoft.com/office/officeart/2009/3/layout/HorizontalOrganizationChart"/>
     <dgm:cxn modelId="{13441656-A683-49D9-893F-1B11DEC3D4D4}" type="presParOf" srcId="{FEFC92E8-6B9A-49E6-9C63-D36A5BA569BA}" destId="{AFE8FED9-BB6F-4136-AC3C-AA7E16BBE756}" srcOrd="0" destOrd="0" presId="urn:microsoft.com/office/officeart/2009/3/layout/HorizontalOrganizationChart"/>
     <dgm:cxn modelId="{42E6A13D-8A21-4D6C-8060-0EAC74DAB36C}" type="presParOf" srcId="{FEFC92E8-6B9A-49E6-9C63-D36A5BA569BA}" destId="{440A22D4-1344-4B1B-89D4-289C7D83F8FD}" srcOrd="1" destOrd="0" presId="urn:microsoft.com/office/officeart/2009/3/layout/HorizontalOrganizationChart"/>
     <dgm:cxn modelId="{B2FB1810-6FA5-430E-9CDF-E4DB284EDF5A}" type="presParOf" srcId="{64D80DE6-75F9-4644-BB35-675336DCC914}" destId="{2D347042-076D-4D5D-8730-EDA1AD1F6EE7}" srcOrd="1" destOrd="0" presId="urn:microsoft.com/office/officeart/2009/3/layout/HorizontalOrganizationChart"/>
     <dgm:cxn modelId="{A59D792C-1CFA-4682-81EC-F707F059A2D8}" type="presParOf" srcId="{64D80DE6-75F9-4644-BB35-675336DCC914}" destId="{D7653F2D-58F3-437C-BDD8-71F1C3969EA2}" srcOrd="2" destOrd="0" presId="urn:microsoft.com/office/officeart/2009/3/layout/HorizontalOrganizationChart"/>
-    <dgm:cxn modelId="{6E01F254-C112-45E9-9F31-1F268956A608}" type="presParOf" srcId="{D202B60B-11B9-4848-99D0-ED990E6003B0}" destId="{6CB6BD65-C1F6-4AB1-AB58-337D043A3635}" srcOrd="4" destOrd="0" presId="urn:microsoft.com/office/officeart/2009/3/layout/HorizontalOrganizationChart"/>
-    <dgm:cxn modelId="{16A31DB6-9659-4C09-AB90-4B664928239B}" type="presParOf" srcId="{D202B60B-11B9-4848-99D0-ED990E6003B0}" destId="{8E860DF0-9F91-4239-9337-FD3D3A15CD73}" srcOrd="5" destOrd="0" presId="urn:microsoft.com/office/officeart/2009/3/layout/HorizontalOrganizationChart"/>
+    <dgm:cxn modelId="{6E01F254-C112-45E9-9F31-1F268956A608}" type="presParOf" srcId="{D202B60B-11B9-4848-99D0-ED990E6003B0}" destId="{6CB6BD65-C1F6-4AB1-AB58-337D043A3635}" srcOrd="6" destOrd="0" presId="urn:microsoft.com/office/officeart/2009/3/layout/HorizontalOrganizationChart"/>
+    <dgm:cxn modelId="{16A31DB6-9659-4C09-AB90-4B664928239B}" type="presParOf" srcId="{D202B60B-11B9-4848-99D0-ED990E6003B0}" destId="{8E860DF0-9F91-4239-9337-FD3D3A15CD73}" srcOrd="7" destOrd="0" presId="urn:microsoft.com/office/officeart/2009/3/layout/HorizontalOrganizationChart"/>
     <dgm:cxn modelId="{731B9509-37FD-4903-9E2F-CCFA6EBAE656}" type="presParOf" srcId="{8E860DF0-9F91-4239-9337-FD3D3A15CD73}" destId="{91D8B344-DDD6-447A-A10D-632E1A1F9B78}" srcOrd="0" destOrd="0" presId="urn:microsoft.com/office/officeart/2009/3/layout/HorizontalOrganizationChart"/>
     <dgm:cxn modelId="{E5C9782C-7497-4777-BF98-E34A4352024F}" type="presParOf" srcId="{91D8B344-DDD6-447A-A10D-632E1A1F9B78}" destId="{E17532FE-E727-475B-A34F-10422F561C85}" srcOrd="0" destOrd="0" presId="urn:microsoft.com/office/officeart/2009/3/layout/HorizontalOrganizationChart"/>
     <dgm:cxn modelId="{BCF89A2D-F87F-4FED-9463-1968CEAEA2CE}" type="presParOf" srcId="{91D8B344-DDD6-447A-A10D-632E1A1F9B78}" destId="{D8BCB1FA-B93C-4D0F-91ED-57C190C29284}" srcOrd="1" destOrd="0" presId="urn:microsoft.com/office/officeart/2009/3/layout/HorizontalOrganizationChart"/>
     <dgm:cxn modelId="{7409B7C7-000C-4753-8270-C7ECDC3AD48B}" type="presParOf" srcId="{8E860DF0-9F91-4239-9337-FD3D3A15CD73}" destId="{C7150337-F526-4273-93E6-961A871C6B25}" srcOrd="1" destOrd="0" presId="urn:microsoft.com/office/officeart/2009/3/layout/HorizontalOrganizationChart"/>
     <dgm:cxn modelId="{B836E0B9-3ADF-42CD-82BD-AC4AF7E0CBA7}" type="presParOf" srcId="{8E860DF0-9F91-4239-9337-FD3D3A15CD73}" destId="{1962A8F8-0BA0-4B91-A07B-E03EFAE075F7}" srcOrd="2" destOrd="0" presId="urn:microsoft.com/office/officeart/2009/3/layout/HorizontalOrganizationChart"/>
-    <dgm:cxn modelId="{BA2029BA-CBBA-4FDF-BB00-6761138FF0AE}" type="presParOf" srcId="{D202B60B-11B9-4848-99D0-ED990E6003B0}" destId="{4E87804B-4E98-4374-9E9B-0224EEF3BFE5}" srcOrd="6" destOrd="0" presId="urn:microsoft.com/office/officeart/2009/3/layout/HorizontalOrganizationChart"/>
-    <dgm:cxn modelId="{48450B2C-48E6-4835-B9E2-6C61DD003CF7}" type="presParOf" srcId="{D202B60B-11B9-4848-99D0-ED990E6003B0}" destId="{E1B75741-4851-4409-A65B-C654FA3ED960}" srcOrd="7" destOrd="0" presId="urn:microsoft.com/office/officeart/2009/3/layout/HorizontalOrganizationChart"/>
+    <dgm:cxn modelId="{BA2029BA-CBBA-4FDF-BB00-6761138FF0AE}" type="presParOf" srcId="{D202B60B-11B9-4848-99D0-ED990E6003B0}" destId="{4E87804B-4E98-4374-9E9B-0224EEF3BFE5}" srcOrd="8" destOrd="0" presId="urn:microsoft.com/office/officeart/2009/3/layout/HorizontalOrganizationChart"/>
+    <dgm:cxn modelId="{48450B2C-48E6-4835-B9E2-6C61DD003CF7}" type="presParOf" srcId="{D202B60B-11B9-4848-99D0-ED990E6003B0}" destId="{E1B75741-4851-4409-A65B-C654FA3ED960}" srcOrd="9" destOrd="0" presId="urn:microsoft.com/office/officeart/2009/3/layout/HorizontalOrganizationChart"/>
     <dgm:cxn modelId="{62AB37D5-89E0-4235-BAA3-ED45DF4992BF}" type="presParOf" srcId="{E1B75741-4851-4409-A65B-C654FA3ED960}" destId="{13D16951-D43B-494E-9C0D-206279A2D857}" srcOrd="0" destOrd="0" presId="urn:microsoft.com/office/officeart/2009/3/layout/HorizontalOrganizationChart"/>
     <dgm:cxn modelId="{285E5B83-476F-418F-8D65-1D1C03BA81C3}" type="presParOf" srcId="{13D16951-D43B-494E-9C0D-206279A2D857}" destId="{444A61E0-B439-4C21-ACDC-25397C66E429}" srcOrd="0" destOrd="0" presId="urn:microsoft.com/office/officeart/2009/3/layout/HorizontalOrganizationChart"/>
     <dgm:cxn modelId="{6A62B689-35E5-46E5-8ED3-F2D33ADFEBB8}" type="presParOf" srcId="{13D16951-D43B-494E-9C0D-206279A2D857}" destId="{A104685C-0615-4638-8E60-62F1A37F7D22}" srcOrd="1" destOrd="0" presId="urn:microsoft.com/office/officeart/2009/3/layout/HorizontalOrganizationChart"/>
@@ -23733,8 +23854,8 @@
       </dsp:nvSpPr>
       <dsp:spPr>
         <a:xfrm>
-          <a:off x="2494061" y="2066925"/>
-          <a:ext cx="498276" cy="1606941"/>
+          <a:off x="2539268" y="2066925"/>
+          <a:ext cx="407863" cy="1753812"/>
         </a:xfrm>
         <a:custGeom>
           <a:avLst/>
@@ -23748,13 +23869,13 @@
                 <a:pt x="0" y="0"/>
               </a:moveTo>
               <a:lnTo>
-                <a:pt x="249138" y="0"/>
+                <a:pt x="203931" y="0"/>
               </a:lnTo>
               <a:lnTo>
-                <a:pt x="249138" y="1606941"/>
+                <a:pt x="203931" y="1753812"/>
               </a:lnTo>
               <a:lnTo>
-                <a:pt x="498276" y="1606941"/>
+                <a:pt x="407863" y="1753812"/>
               </a:lnTo>
             </a:path>
           </a:pathLst>
@@ -23794,8 +23915,8 @@
       </dsp:nvSpPr>
       <dsp:spPr>
         <a:xfrm>
-          <a:off x="2494061" y="2066925"/>
-          <a:ext cx="498276" cy="535647"/>
+          <a:off x="2539268" y="2066925"/>
+          <a:ext cx="407863" cy="876906"/>
         </a:xfrm>
         <a:custGeom>
           <a:avLst/>
@@ -23809,13 +23930,13 @@
                 <a:pt x="0" y="0"/>
               </a:moveTo>
               <a:lnTo>
-                <a:pt x="249138" y="0"/>
+                <a:pt x="203931" y="0"/>
               </a:lnTo>
               <a:lnTo>
-                <a:pt x="249138" y="535647"/>
+                <a:pt x="203931" y="876906"/>
               </a:lnTo>
               <a:lnTo>
-                <a:pt x="498276" y="535647"/>
+                <a:pt x="407863" y="876906"/>
               </a:lnTo>
             </a:path>
           </a:pathLst>
@@ -23855,8 +23976,8 @@
       </dsp:nvSpPr>
       <dsp:spPr>
         <a:xfrm>
-          <a:off x="2494061" y="1531277"/>
-          <a:ext cx="498276" cy="535647"/>
+          <a:off x="2539268" y="2021205"/>
+          <a:ext cx="407863" cy="91440"/>
         </a:xfrm>
         <a:custGeom>
           <a:avLst/>
@@ -23867,16 +23988,71 @@
           <a:pathLst>
             <a:path>
               <a:moveTo>
-                <a:pt x="0" y="535647"/>
+                <a:pt x="0" y="45720"/>
               </a:moveTo>
               <a:lnTo>
-                <a:pt x="249138" y="535647"/>
+                <a:pt x="407863" y="45720"/>
+              </a:lnTo>
+            </a:path>
+          </a:pathLst>
+        </a:custGeom>
+        <a:noFill/>
+        <a:ln w="25400" cap="flat" cmpd="sng" algn="ctr">
+          <a:solidFill>
+            <a:schemeClr val="accent1">
+              <a:shade val="60000"/>
+              <a:hueOff val="0"/>
+              <a:satOff val="0"/>
+              <a:lumOff val="0"/>
+              <a:alphaOff val="0"/>
+            </a:schemeClr>
+          </a:solidFill>
+          <a:prstDash val="solid"/>
+        </a:ln>
+        <a:effectLst/>
+      </dsp:spPr>
+      <dsp:style>
+        <a:lnRef idx="2">
+          <a:scrgbClr r="0" g="0" b="0"/>
+        </a:lnRef>
+        <a:fillRef idx="0">
+          <a:scrgbClr r="0" g="0" b="0"/>
+        </a:fillRef>
+        <a:effectRef idx="0">
+          <a:scrgbClr r="0" g="0" b="0"/>
+        </a:effectRef>
+        <a:fontRef idx="minor"/>
+      </dsp:style>
+    </dsp:sp>
+    <dsp:sp modelId="{A657B578-CA71-4397-A60C-80BD2EBBA7AE}">
+      <dsp:nvSpPr>
+        <dsp:cNvPr id="0" name=""/>
+        <dsp:cNvSpPr/>
+      </dsp:nvSpPr>
+      <dsp:spPr>
+        <a:xfrm>
+          <a:off x="2539268" y="1190018"/>
+          <a:ext cx="407863" cy="876906"/>
+        </a:xfrm>
+        <a:custGeom>
+          <a:avLst/>
+          <a:gdLst/>
+          <a:ahLst/>
+          <a:cxnLst/>
+          <a:rect l="0" t="0" r="0" b="0"/>
+          <a:pathLst>
+            <a:path>
+              <a:moveTo>
+                <a:pt x="0" y="876906"/>
+              </a:moveTo>
+              <a:lnTo>
+                <a:pt x="203931" y="876906"/>
               </a:lnTo>
               <a:lnTo>
-                <a:pt x="249138" y="0"/>
+                <a:pt x="203931" y="0"/>
               </a:lnTo>
               <a:lnTo>
-                <a:pt x="498276" y="0"/>
+                <a:pt x="407863" y="0"/>
               </a:lnTo>
             </a:path>
           </a:pathLst>
@@ -23916,8 +24092,8 @@
       </dsp:nvSpPr>
       <dsp:spPr>
         <a:xfrm>
-          <a:off x="2494061" y="459983"/>
-          <a:ext cx="498276" cy="1606941"/>
+          <a:off x="2539268" y="313112"/>
+          <a:ext cx="407863" cy="1753812"/>
         </a:xfrm>
         <a:custGeom>
           <a:avLst/>
@@ -23928,16 +24104,16 @@
           <a:pathLst>
             <a:path>
               <a:moveTo>
-                <a:pt x="0" y="1606941"/>
+                <a:pt x="0" y="1753812"/>
               </a:moveTo>
               <a:lnTo>
-                <a:pt x="249138" y="1606941"/>
+                <a:pt x="203931" y="1753812"/>
               </a:lnTo>
               <a:lnTo>
-                <a:pt x="249138" y="0"/>
+                <a:pt x="203931" y="0"/>
               </a:lnTo>
               <a:lnTo>
-                <a:pt x="498276" y="0"/>
+                <a:pt x="407863" y="0"/>
               </a:lnTo>
             </a:path>
           </a:pathLst>
@@ -23977,8 +24153,8 @@
       </dsp:nvSpPr>
       <dsp:spPr>
         <a:xfrm>
-          <a:off x="2678" y="1686989"/>
-          <a:ext cx="2491382" cy="759871"/>
+          <a:off x="499950" y="1755929"/>
+          <a:ext cx="2039317" cy="621991"/>
         </a:xfrm>
         <a:prstGeom prst="rect">
           <a:avLst/>
@@ -24038,8 +24214,8 @@
         </a:p>
       </dsp:txBody>
       <dsp:txXfrm>
-        <a:off x="2678" y="1686989"/>
-        <a:ext cx="2491382" cy="759871"/>
+        <a:off x="499950" y="1755929"/>
+        <a:ext cx="2039317" cy="621991"/>
       </dsp:txXfrm>
     </dsp:sp>
     <dsp:sp modelId="{1180FBD1-C723-48CC-AA38-E2B1317BBA0E}">
@@ -24049,8 +24225,8 @@
       </dsp:nvSpPr>
       <dsp:spPr>
         <a:xfrm>
-          <a:off x="2992338" y="80047"/>
-          <a:ext cx="2491382" cy="759871"/>
+          <a:off x="2947131" y="2116"/>
+          <a:ext cx="2039317" cy="621991"/>
         </a:xfrm>
         <a:prstGeom prst="rect">
           <a:avLst/>
@@ -24138,8 +24314,107 @@
         </a:p>
       </dsp:txBody>
       <dsp:txXfrm>
-        <a:off x="2992338" y="80047"/>
-        <a:ext cx="2491382" cy="759871"/>
+        <a:off x="2947131" y="2116"/>
+        <a:ext cx="2039317" cy="621991"/>
+      </dsp:txXfrm>
+    </dsp:sp>
+    <dsp:sp modelId="{387AB826-600C-4CE9-8073-A723CD85E76C}">
+      <dsp:nvSpPr>
+        <dsp:cNvPr id="0" name=""/>
+        <dsp:cNvSpPr/>
+      </dsp:nvSpPr>
+      <dsp:spPr>
+        <a:xfrm>
+          <a:off x="2947131" y="879022"/>
+          <a:ext cx="2039317" cy="621991"/>
+        </a:xfrm>
+        <a:prstGeom prst="rect">
+          <a:avLst/>
+        </a:prstGeom>
+        <a:solidFill>
+          <a:schemeClr val="accent1">
+            <a:hueOff val="0"/>
+            <a:satOff val="0"/>
+            <a:lumOff val="0"/>
+            <a:alphaOff val="0"/>
+          </a:schemeClr>
+        </a:solidFill>
+        <a:ln w="25400" cap="flat" cmpd="sng" algn="ctr">
+          <a:solidFill>
+            <a:schemeClr val="lt1">
+              <a:hueOff val="0"/>
+              <a:satOff val="0"/>
+              <a:lumOff val="0"/>
+              <a:alphaOff val="0"/>
+            </a:schemeClr>
+          </a:solidFill>
+          <a:prstDash val="solid"/>
+        </a:ln>
+        <a:effectLst/>
+      </dsp:spPr>
+      <dsp:style>
+        <a:lnRef idx="2">
+          <a:scrgbClr r="0" g="0" b="0"/>
+        </a:lnRef>
+        <a:fillRef idx="1">
+          <a:scrgbClr r="0" g="0" b="0"/>
+        </a:fillRef>
+        <a:effectRef idx="0">
+          <a:scrgbClr r="0" g="0" b="0"/>
+        </a:effectRef>
+        <a:fontRef idx="minor">
+          <a:schemeClr val="lt1"/>
+        </a:fontRef>
+      </dsp:style>
+      <dsp:txBody>
+        <a:bodyPr spcFirstLastPara="0" vert="horz" wrap="square" lIns="8890" tIns="8890" rIns="8890" bIns="8890" numCol="1" spcCol="1270" anchor="ctr" anchorCtr="0">
+          <a:noAutofit/>
+        </a:bodyPr>
+        <a:lstStyle/>
+        <a:p>
+          <a:pPr marL="0" lvl="0" indent="0" algn="ctr" defTabSz="622300">
+            <a:lnSpc>
+              <a:spcPct val="90000"/>
+            </a:lnSpc>
+            <a:spcBef>
+              <a:spcPct val="0"/>
+            </a:spcBef>
+            <a:spcAft>
+              <a:spcPct val="35000"/>
+            </a:spcAft>
+            <a:buNone/>
+          </a:pPr>
+          <a:r>
+            <a:rPr lang="en-US" sz="1400" kern="1200">
+              <a:solidFill>
+                <a:srgbClr val="FFFF00"/>
+              </a:solidFill>
+            </a:rPr>
+            <a:t>Supplier</a:t>
+          </a:r>
+        </a:p>
+        <a:p>
+          <a:pPr marL="0" lvl="0" indent="0" algn="ctr" defTabSz="622300">
+            <a:lnSpc>
+              <a:spcPct val="90000"/>
+            </a:lnSpc>
+            <a:spcBef>
+              <a:spcPct val="0"/>
+            </a:spcBef>
+            <a:spcAft>
+              <a:spcPct val="35000"/>
+            </a:spcAft>
+            <a:buNone/>
+          </a:pPr>
+          <a:r>
+            <a:rPr lang="en-US" sz="1000" kern="1200"/>
+            <a:t>Add and manage supplier</a:t>
+          </a:r>
+        </a:p>
+      </dsp:txBody>
+      <dsp:txXfrm>
+        <a:off x="2947131" y="879022"/>
+        <a:ext cx="2039317" cy="621991"/>
       </dsp:txXfrm>
     </dsp:sp>
     <dsp:sp modelId="{AFE8FED9-BB6F-4136-AC3C-AA7E16BBE756}">
@@ -24149,8 +24424,8 @@
       </dsp:nvSpPr>
       <dsp:spPr>
         <a:xfrm>
-          <a:off x="2992338" y="1151341"/>
-          <a:ext cx="2491382" cy="759871"/>
+          <a:off x="2947131" y="1755929"/>
+          <a:ext cx="2039317" cy="621991"/>
         </a:xfrm>
         <a:prstGeom prst="rect">
           <a:avLst/>
@@ -24237,8 +24512,8 @@
         </a:p>
       </dsp:txBody>
       <dsp:txXfrm>
-        <a:off x="2992338" y="1151341"/>
-        <a:ext cx="2491382" cy="759871"/>
+        <a:off x="2947131" y="1755929"/>
+        <a:ext cx="2039317" cy="621991"/>
       </dsp:txXfrm>
     </dsp:sp>
     <dsp:sp modelId="{E17532FE-E727-475B-A34F-10422F561C85}">
@@ -24248,8 +24523,8 @@
       </dsp:nvSpPr>
       <dsp:spPr>
         <a:xfrm>
-          <a:off x="2992338" y="2222636"/>
-          <a:ext cx="2491382" cy="759871"/>
+          <a:off x="2947131" y="2632835"/>
+          <a:ext cx="2039317" cy="621991"/>
         </a:xfrm>
         <a:prstGeom prst="rect">
           <a:avLst/>
@@ -24336,8 +24611,8 @@
         </a:p>
       </dsp:txBody>
       <dsp:txXfrm>
-        <a:off x="2992338" y="2222636"/>
-        <a:ext cx="2491382" cy="759871"/>
+        <a:off x="2947131" y="2632835"/>
+        <a:ext cx="2039317" cy="621991"/>
       </dsp:txXfrm>
     </dsp:sp>
     <dsp:sp modelId="{444A61E0-B439-4C21-ACDC-25397C66E429}">
@@ -24347,8 +24622,8 @@
       </dsp:nvSpPr>
       <dsp:spPr>
         <a:xfrm>
-          <a:off x="2992338" y="3293931"/>
-          <a:ext cx="2491382" cy="759871"/>
+          <a:off x="2947131" y="3509742"/>
+          <a:ext cx="2039317" cy="621991"/>
         </a:xfrm>
         <a:prstGeom prst="rect">
           <a:avLst/>
@@ -24435,8 +24710,8 @@
         </a:p>
       </dsp:txBody>
       <dsp:txXfrm>
-        <a:off x="2992338" y="3293931"/>
-        <a:ext cx="2491382" cy="759871"/>
+        <a:off x="2947131" y="3509742"/>
+        <a:ext cx="2039317" cy="621991"/>
       </dsp:txXfrm>
     </dsp:sp>
   </dsp:spTree>
